--- a/docs/dla-fundacji/Zalacznik-1-Zalozenia-Kalkulatora.docx
+++ b/docs/dla-fundacji/Zalacznik-1-Zalozenia-Kalkulatora.docx
@@ -54,10 +54,10 @@
         <w:rPr>
           <w:b/>
         </w:rPr>
-        <w:t>3,32 mln zł, czyli 3,32% przychodu</w:t>
+        <w:t>3,12 mln zł, czyli 3,12% przychodu</w:t>
       </w:r>
       <w:r>
-        <w:t>; granice scenariusza 2,51–4,21 mln zł. Na sumę składają się: błędy i compliance 1,10 mln zł, rotacja i utrata wiedzy 0,74 mln zł, wypalenie i pasywność 1,48 mln zł. Dwa pozostałe obszary (innowacje i uczenie się, koordynacja i hierarchia) są pokazywane poza sumą, bez dodawania złotych.</w:t>
+        <w:t>; granice scenariusza 2,36–3,94 mln zł. Na sumę składają się: błędy i compliance 1,04 mln zł, rotacja i utrata wiedzy 0,73 mln zł, wypalenie i pasywność 1,35 mln zł. (Przed korektą modelu z 3 października 2026 r. było to 3,32 mln zł; opis zmian w sekcji 7.) Dwa pozostałe obszary (innowacje i uczenie się, koordynacja i hierarchia) są pokazywane poza sumą, bez dodawania złotych.</w:t>
       </w:r>
     </w:p>
     <w:p>
@@ -465,7 +465,7 @@
               <w:rPr>
                 <w:sz w:val="19"/>
               </w:rPr>
-              <w:t>Definicja i tabela źródłowa niepotwierdzone. Inna publikacja podaje 19,7% (zwolnienia), więc nie zamieniamy automatycznie.</w:t>
+              <w:t>Używane tylko wtedy, gdy firma nie poda rotacji. Definicja i tabela źródłowa niepotwierdzone; inna publikacja podaje 19,7% (zwolnienia).</w:t>
             </w:r>
           </w:p>
         </w:tc>
@@ -485,7 +485,7 @@
               <w:rPr>
                 <w:sz w:val="19"/>
               </w:rPr>
-              <w:t>Połączenie informacji o rotacji</w:t>
+              <w:t>Rotacja: sygnał klimatu i deklaracja</w:t>
             </w:r>
           </w:p>
         </w:tc>
@@ -503,7 +503,7 @@
               <w:rPr>
                 <w:sz w:val="19"/>
               </w:rPr>
-              <w:t>50% sygnału klimatu, 50% deklaracji</w:t>
+              <w:t>połowa sygnału klimatu; deklarowana rotacja jest tylko górnym ograniczeniem</w:t>
             </w:r>
           </w:p>
         </w:tc>
@@ -521,7 +521,7 @@
               <w:rPr>
                 <w:sz w:val="19"/>
               </w:rPr>
-              <w:t>Autorski prior</w:t>
+              <w:t>Autorski prior (waga 0,5)</w:t>
             </w:r>
           </w:p>
         </w:tc>
@@ -539,7 +539,7 @@
               <w:rPr>
                 <w:sz w:val="19"/>
               </w:rPr>
-              <w:t>Zmniejsza zależność od jednego suwaka. Nie dowodzi przyczyny odejść.</w:t>
+              <w:t>Rotacja ponad odniesienie nie jest przypisywana milczeniu. Nie dowodzi przyczyny odejść.</w:t>
             </w:r>
           </w:p>
         </w:tc>
@@ -836,6 +836,154 @@
                 <w:sz w:val="19"/>
               </w:rPr>
               <w:t>Założenie o przeniesieniu mechanizmu, nie oszacowana wielkość.</w:t>
+            </w:r>
+          </w:p>
+        </w:tc>
+      </w:tr>
+      <w:tr>
+        <w:tc>
+          <w:tcPr>
+            <w:tcW w:type="dxa" w:w="2268"/>
+          </w:tcPr>
+          <w:p>
+            <w:r>
+              <w:rPr>
+                <w:sz w:val="19"/>
+              </w:rPr>
+            </w:r>
+            <w:r>
+              <w:rPr>
+                <w:sz w:val="19"/>
+              </w:rPr>
+              <w:t>Wagi rodzajów milczenia</w:t>
+            </w:r>
+          </w:p>
+        </w:tc>
+        <w:tc>
+          <w:tcPr>
+            <w:tcW w:type="dxa" w:w="2381"/>
+          </w:tcPr>
+          <w:p>
+            <w:r>
+              <w:rPr>
+                <w:sz w:val="19"/>
+              </w:rPr>
+            </w:r>
+            <w:r>
+              <w:rPr>
+                <w:sz w:val="19"/>
+              </w:rPr>
+              <w:t>znormalizowane do średniej 1</w:t>
+            </w:r>
+          </w:p>
+        </w:tc>
+        <w:tc>
+          <w:tcPr>
+            <w:tcW w:type="dxa" w:w="1814"/>
+          </w:tcPr>
+          <w:p>
+            <w:r>
+              <w:rPr>
+                <w:sz w:val="19"/>
+              </w:rPr>
+            </w:r>
+            <w:r>
+              <w:rPr>
+                <w:sz w:val="19"/>
+              </w:rPr>
+              <w:t>Autorski prior</w:t>
+            </w:r>
+          </w:p>
+        </w:tc>
+        <w:tc>
+          <w:tcPr>
+            <w:tcW w:type="dxa" w:w="3061"/>
+          </w:tcPr>
+          <w:p>
+            <w:r>
+              <w:rPr>
+                <w:sz w:val="19"/>
+              </w:rPr>
+            </w:r>
+            <w:r>
+              <w:rPr>
+                <w:sz w:val="19"/>
+              </w:rPr>
+              <w:t>Przesuwają koszt między rodzajami milczenia, nie podnoszą sumy.</w:t>
+            </w:r>
+          </w:p>
+        </w:tc>
+      </w:tr>
+      <w:tr>
+        <w:tc>
+          <w:tcPr>
+            <w:tcW w:type="dxa" w:w="2268"/>
+          </w:tcPr>
+          <w:p>
+            <w:r>
+              <w:rPr>
+                <w:sz w:val="19"/>
+              </w:rPr>
+            </w:r>
+            <w:r>
+              <w:rPr>
+                <w:sz w:val="19"/>
+              </w:rPr>
+              <w:t>Stromość krzywych: pochodzenie</w:t>
+            </w:r>
+          </w:p>
+        </w:tc>
+        <w:tc>
+          <w:tcPr>
+            <w:tcW w:type="dxa" w:w="2381"/>
+          </w:tcPr>
+          <w:p>
+            <w:r>
+              <w:rPr>
+                <w:sz w:val="19"/>
+              </w:rPr>
+            </w:r>
+            <w:r>
+              <w:rPr>
+                <w:sz w:val="19"/>
+              </w:rPr>
+              <w:t>0,30 (wersja ostrożna)</w:t>
+            </w:r>
+          </w:p>
+        </w:tc>
+        <w:tc>
+          <w:tcPr>
+            <w:tcW w:type="dxa" w:w="1814"/>
+          </w:tcPr>
+          <w:p>
+            <w:r>
+              <w:rPr>
+                <w:sz w:val="19"/>
+              </w:rPr>
+            </w:r>
+            <w:r>
+              <w:rPr>
+                <w:sz w:val="19"/>
+              </w:rPr>
+              <w:t>Autorski wybór</w:t>
+            </w:r>
+          </w:p>
+        </w:tc>
+        <w:tc>
+          <w:tcPr>
+            <w:tcW w:type="dxa" w:w="3061"/>
+          </w:tcPr>
+          <w:p>
+            <w:r>
+              <w:rPr>
+                <w:sz w:val="19"/>
+              </w:rPr>
+            </w:r>
+            <w:r>
+              <w:rPr>
+                <w:sz w:val="19"/>
+              </w:rPr>
+              <w:t>Wartość wyjściowa silnika była dobrana tak, by sumy zbliżały się do liczb z rozprawy autora. To nie jest wynik pomiaru.</w:t>
             </w:r>
           </w:p>
         </w:tc>
@@ -1804,6 +1952,75 @@
     </w:p>
     <w:p>
       <w:pPr>
+        <w:pStyle w:val="Heading1"/>
+      </w:pPr>
+      <w:r>
+        <w:t>7. Korekta modelu z 3 października 2026 r.</w:t>
+      </w:r>
+    </w:p>
+    <w:p>
+      <w:r>
+        <w:t>Przegląd modelu wykazał cztery błędy logiki, niezależne od wartości współczynników. Zostały poprawione; kwota firmy przykładowej spadła z 3,32 do 3,12 mln zł.</w:t>
+      </w:r>
+    </w:p>
+    <w:p>
+      <w:pPr>
+        <w:pStyle w:val="ListBullet"/>
+      </w:pPr>
+      <w:r>
+        <w:rPr>
+          <w:b/>
+        </w:rPr>
+        <w:t>Rotacja.</w:t>
+      </w:r>
+      <w:r>
+        <w:t xml:space="preserve"> Opis mówił o połączeniu 50% sygnału klimatu i 50% nadwyżki deklarowanej rotacji ponad 14,8%. W rachunku ta druga połowa znosiła się przy odejmowaniu poziomu odniesienia, więc deklaracja prawie nie wpływała na wynik. Teraz model i opis mówią to samo: połowa sygnału klimatu, a deklaracja jest tylko górnym ograniczeniem.</w:t>
+      </w:r>
+    </w:p>
+    <w:p>
+      <w:pPr>
+        <w:pStyle w:val="ListBullet"/>
+      </w:pPr>
+      <w:r>
+        <w:rPr>
+          <w:b/>
+        </w:rPr>
+        <w:t>Braki danych.</w:t>
+      </w:r>
+      <w:r>
+        <w:t xml:space="preserve"> Brak rotacji był liczony inną ścieżką i dawał wyższą kwotę niż deklaracja równa odniesieniu; brak klimatu był liczony jak klimat 0. Teraz brak rotacji oznacza odniesienie 14,8%, a brak klimatu zatrzymuje obliczenie.</w:t>
+      </w:r>
+    </w:p>
+    <w:p>
+      <w:pPr>
+        <w:pStyle w:val="ListBullet"/>
+      </w:pPr>
+      <w:r>
+        <w:rPr>
+          <w:b/>
+        </w:rPr>
+        <w:t>Obwinianie liczone dwa razy</w:t>
+      </w:r>
+      <w:r>
+        <w:t xml:space="preserve"> w obszarze błędów (w stopie ukrywania i jako osobne wzmocnienie). Wzmocnienie usunięto.</w:t>
+      </w:r>
+    </w:p>
+    <w:p>
+      <w:pPr>
+        <w:pStyle w:val="ListBullet"/>
+      </w:pPr>
+      <w:r>
+        <w:rPr>
+          <w:b/>
+        </w:rPr>
+        <w:t>Wagi rodzajów milczenia</w:t>
+      </w:r>
+      <w:r>
+        <w:t xml:space="preserve"> działały jak stały mnożnik (wypalenie było przez to wyższe o około 14%). Teraz są znormalizowane.</w:t>
+      </w:r>
+    </w:p>
+    <w:p>
+      <w:pPr>
         <w:pStyle w:val="Heading2"/>
       </w:pPr>
       <w:r>

--- a/docs/dla-fundacji/Zalacznik-1-Zalozenia-Kalkulatora.docx
+++ b/docs/dla-fundacji/Zalacznik-1-Zalozenia-Kalkulatora.docx
@@ -429,7 +429,7 @@
               <w:rPr>
                 <w:sz w:val="19"/>
               </w:rPr>
-              <w:t>14,8% (przypisane do GUS)</w:t>
+              <w:t>14,8%</w:t>
             </w:r>
           </w:p>
         </w:tc>
@@ -447,7 +447,7 @@
               <w:rPr>
                 <w:sz w:val="19"/>
               </w:rPr>
-              <w:t>Do weryfikacji</w:t>
+              <w:t>Pochodzenie nieustalone</w:t>
             </w:r>
           </w:p>
         </w:tc>
@@ -465,7 +465,7 @@
               <w:rPr>
                 <w:sz w:val="19"/>
               </w:rPr>
-              <w:t>Używane tylko wtedy, gdy firma nie poda rotacji. Definicja i tabela źródłowa niepotwierdzone; inna publikacja podaje 19,7% (zwolnienia).</w:t>
+              <w:t>Używane tylko wtedy, gdy firma nie poda rotacji. Pochodzenie nieustalone: w publikacji GUS, której ją przypisywano, tej wartości nie ma. GUS podaje współczynnik zwolnień 19,7% (2023) i 18,7% (2024), obejmujący wszystkie odejścia.</w:t>
             </w:r>
           </w:p>
         </w:tc>
@@ -1659,6 +1659,14 @@
     </w:p>
     <w:p>
       <w:pPr>
+        <w:pStyle w:val="ListBullet"/>
+      </w:pPr>
+      <w:r>
+        <w:t>W październiku 2026 r. sprawdzono 46 cytowanych źródeł: czy istnieją, czy dane bibliograficzne są poprawne i czy mówią to, co im przypisano. Koszt zastąpienia pracownika (0,75 rocznej płacy) pozostaje założeniem autora; SHRM podaje zakres 50–200% rocznej płacy, zależnie od stanowiska.</w:t>
+      </w:r>
+    </w:p>
+    <w:p>
+      <w:pPr>
         <w:pStyle w:val="Heading1"/>
       </w:pPr>
       <w:r>
@@ -1915,7 +1923,7 @@
         <w:pStyle w:val="ListBullet"/>
       </w:pPr>
       <w:r>
-        <w:t>Wartość 14,8% rotacji nie jest powiązana z konkretną tabelą GUS.</w:t>
+        <w:t>Wartość 14,8% rotacji ma nieustalone pochodzenie; nie jest liczbą GUS.</w:t>
       </w:r>
     </w:p>
     <w:p>
@@ -2017,6 +2025,11 @@
       </w:r>
       <w:r>
         <w:t xml:space="preserve"> działały jak stały mnożnik (wypalenie było przez to wyższe o około 14%). Teraz są znormalizowane.</w:t>
+      </w:r>
+    </w:p>
+    <w:p>
+      <w:r>
+        <w:t>Silnik obliczeń jest od tej korekty wspólny dla kalkulatora FNP i dla silence-tax.com (ten sam kod w obu). Te same poprawki obniżyły wyniki pełnego kalkulatora o 5–8%.</w:t>
       </w:r>
     </w:p>
     <w:p>

--- a/docs/dla-fundacji/Zalacznik-1-Zalozenia-Kalkulatora.docx
+++ b/docs/dla-fundacji/Zalacznik-1-Zalozenia-Kalkulatora.docx
@@ -54,10 +54,10 @@
         <w:rPr>
           <w:b/>
         </w:rPr>
-        <w:t>3,12 mln zł, czyli 3,12% przychodu</w:t>
+        <w:t>3,15 mln zł, czyli 3,1% przychodu</w:t>
       </w:r>
       <w:r>
-        <w:t>; granice scenariusza 2,36–3,94 mln zł. Na sumę składają się: błędy i compliance 1,04 mln zł, rotacja i utrata wiedzy 0,73 mln zł, wypalenie i pasywność 1,35 mln zł. (Przed korektą modelu z 3 października 2026 r. było to 3,32 mln zł; opis zmian w sekcji 7.) Dwa pozostałe obszary (innowacje i uczenie się, koordynacja i hierarchia) są pokazywane poza sumą, bez dodawania złotych.</w:t>
+        <w:t>; granice scenariusza 2,39–3,96 mln zł. Na sumę składają się: błędy i compliance 0,94 mln zł, rotacja i utrata wiedzy 0,83 mln zł, wypalenie i pasywność 1,38 mln zł. Przy klimacie o 10 punktów niższym suma wynosi 3,79 mln zł, przy wyższym 2,52 mln zł. (Przed korektami modelu z października 2026 r. było to 3,32 mln zł; opis zmian w sekcji 7.) Dwa pozostałe obszary (innowacje i uczenie się, koordynacja i hierarchia) są pokazywane poza sumą, bez dodawania złotych.</w:t>
       </w:r>
     </w:p>
     <w:p>
@@ -373,7 +373,7 @@
               <w:rPr>
                 <w:sz w:val="19"/>
               </w:rPr>
-              <w:t>Autorski prior</w:t>
+              <w:t>Autorski prior, powyżej udokumentowanej mediany</w:t>
             </w:r>
           </w:p>
         </w:tc>
@@ -391,7 +391,7 @@
               <w:rPr>
                 <w:sz w:val="19"/>
               </w:rPr>
-              <w:t>Hipoteza przeliczenia na pieniądze. Może ją zastąpić udokumentowany koszt obsadzenia i wdrożenia.</w:t>
+              <w:t>Badania z opisaną metodą podają medianę około 0,2 rocznej płacy dla typowego stanowiska (Boushey i Glynn 2012). W diagnozie ma go zastąpić koszt z danych firmy.</w:t>
             </w:r>
           </w:p>
         </w:tc>
@@ -411,7 +411,7 @@
               <w:rPr>
                 <w:sz w:val="19"/>
               </w:rPr>
-              <w:t>Odniesienie rotacji</w:t>
+              <w:t>Krajowe odniesienie rotacji</w:t>
             </w:r>
           </w:p>
         </w:tc>
@@ -429,7 +429,7 @@
               <w:rPr>
                 <w:sz w:val="19"/>
               </w:rPr>
-              <w:t>14,8%</w:t>
+              <w:t>nie jest używane</w:t>
             </w:r>
           </w:p>
         </w:tc>
@@ -447,7 +447,7 @@
               <w:rPr>
                 <w:sz w:val="19"/>
               </w:rPr>
-              <w:t>Pochodzenie nieustalone</w:t>
+              <w:t>Usunięte</w:t>
             </w:r>
           </w:p>
         </w:tc>
@@ -465,7 +465,7 @@
               <w:rPr>
                 <w:sz w:val="19"/>
               </w:rPr>
-              <w:t>Używane tylko wtedy, gdy firma nie poda rotacji. Pochodzenie nieustalone: w publikacji GUS, której ją przypisywano, tej wartości nie ma. GUS podaje współczynnik zwolnień 19,7% (2023) i 18,7% (2024), obejmujący wszystkie odejścia.</w:t>
+              <w:t>Wcześniejsza wartość 14,8% nie była wskaźnikiem krajowym GUS (GUS: 19,7% w 2023 r. i 18,7% w 2024 r., wszystkie odejścia). Firma podaje własną rotację.</w:t>
             </w:r>
           </w:p>
         </w:tc>
@@ -485,7 +485,7 @@
               <w:rPr>
                 <w:sz w:val="19"/>
               </w:rPr>
-              <w:t>Rotacja: sygnał klimatu i deklaracja</w:t>
+              <w:t>Rotacja: udział odejść przypisany klimatowi</w:t>
             </w:r>
           </w:p>
         </w:tc>
@@ -503,7 +503,7 @@
               <w:rPr>
                 <w:sz w:val="19"/>
               </w:rPr>
-              <w:t>połowa sygnału klimatu; deklarowana rotacja jest tylko górnym ograniczeniem</w:t>
+              <w:t>rotacja firmy × udział z krzywej modelu (przy klimacie 41 około 29%) × waga 0,5</w:t>
             </w:r>
           </w:p>
         </w:tc>
@@ -521,7 +521,7 @@
               <w:rPr>
                 <w:sz w:val="19"/>
               </w:rPr>
-              <w:t>Autorski prior (waga 0,5)</w:t>
+              <w:t>Autorski prior (waga 0,5 i kształt krzywej)</w:t>
             </w:r>
           </w:p>
         </w:tc>
@@ -539,7 +539,7 @@
               <w:rPr>
                 <w:sz w:val="19"/>
               </w:rPr>
-              <w:t>Rotacja ponad odniesienie nie jest przypisywana milczeniu. Nie dowodzi przyczyny odejść.</w:t>
+              <w:t>Kwota rośnie proporcjonalnie do rotacji podanej przez firmę i jest zerowa przy klimacie 100. Nie dowodzi przyczyny odejść.</w:t>
             </w:r>
           </w:p>
         </w:tc>
@@ -873,7 +873,7 @@
               <w:rPr>
                 <w:sz w:val="19"/>
               </w:rPr>
-              <w:t>znormalizowane do średniej 1</w:t>
+              <w:t>znormalizowane</w:t>
             </w:r>
           </w:p>
         </w:tc>
@@ -909,7 +909,7 @@
               <w:rPr>
                 <w:sz w:val="19"/>
               </w:rPr>
-              <w:t>Przesuwają koszt między rodzajami milczenia, nie podnoszą sumy.</w:t>
+              <w:t>Przesuwają koszt między trzema obszarami sumy i nie zmieniają jej wysokości.</w:t>
             </w:r>
           </w:p>
         </w:tc>
@@ -983,7 +983,7 @@
               <w:rPr>
                 <w:sz w:val="19"/>
               </w:rPr>
-              <w:t>Wartość wyjściowa silnika była dobrana tak, by sumy zbliżały się do liczb z rozprawy autora. To nie jest wynik pomiaru.</w:t>
+              <w:t>Wartość wyjściowa silnika była dobrana pod docelowe sumy, których poprawiony model już nie odtwarza. Przy 0,30 model używa tylko środkowej części krzywych i nie dochodzi do wartości końcowych przypisanych raportowi (np. stabilność zespołu 66–78% zamiast 59–85%).</w:t>
             </w:r>
           </w:p>
         </w:tc>
@@ -1923,7 +1923,7 @@
         <w:pStyle w:val="ListBullet"/>
       </w:pPr>
       <w:r>
-        <w:t>Wartość 14,8% rotacji ma nieustalone pochodzenie; nie jest liczbą GUS.</w:t>
+        <w:t>Udział odejść przypisany klimatowi wynika z krzywej modelu, nie z danych firm.</w:t>
       </w:r>
     </w:p>
     <w:p>
@@ -1963,12 +1963,12 @@
         <w:pStyle w:val="Heading1"/>
       </w:pPr>
       <w:r>
-        <w:t>7. Korekta modelu z 3 października 2026 r.</w:t>
+        <w:t>7. Korekty modelu z października 2026 r.</w:t>
       </w:r>
     </w:p>
     <w:p>
       <w:r>
-        <w:t>Przegląd modelu wykazał cztery błędy logiki, niezależne od wartości współczynników. Zostały poprawione; kwota firmy przykładowej spadła z 3,32 do 3,12 mln zł.</w:t>
+        <w:t>Dwa niezależne przeglądy logiki (3 i 4 października) znalazły błędy niezależne od wartości współczynników. Kwota firmy przykładowej zmieniła się z 3,32 na 3,15 mln zł. W domyślnym działaniu strony drugi przegląd nie znalazł już błędu zmieniającego liczbę.</w:t>
       </w:r>
     </w:p>
     <w:p>
@@ -1982,7 +1982,7 @@
         <w:t>Rotacja.</w:t>
       </w:r>
       <w:r>
-        <w:t xml:space="preserve"> Opis mówił o połączeniu 50% sygnału klimatu i 50% nadwyżki deklarowanej rotacji ponad 14,8%. W rachunku ta druga połowa znosiła się przy odejmowaniu poziomu odniesienia, więc deklaracja prawie nie wpływała na wynik. Teraz model i opis mówią to samo: połowa sygnału klimatu, a deklaracja jest tylko górnym ograniczeniem.</w:t>
+        <w:t xml:space="preserve"> Deklarowana rotacja prawie nie wpływała na wynik: każda wartość od około 9% w górę dawała tę samą kwotę. Teraz składnik rotacji jest proporcjonalny do rotacji podanej przez firmę: model przypisuje klimatowi część jej odejść i wlicza ją z wagą 0,5. Rotacja jest polem obowiązkowym, a krajowe odniesienie 14,8% zostało usunięte.</w:t>
       </w:r>
     </w:p>
     <w:p>
@@ -1996,7 +1996,7 @@
         <w:t>Braki danych.</w:t>
       </w:r>
       <w:r>
-        <w:t xml:space="preserve"> Brak rotacji był liczony inną ścieżką i dawał wyższą kwotę niż deklaracja równa odniesieniu; brak klimatu był liczony jak klimat 0. Teraz brak rotacji oznacza odniesienie 14,8%, a brak klimatu zatrzymuje obliczenie.</w:t>
+        <w:t xml:space="preserve"> Brak klimatu był liczony jak klimat 0, a spacja w polu jak zero. Teraz brak lub błędna wartość zatrzymuje obliczenie.</w:t>
       </w:r>
     </w:p>
     <w:p>
@@ -2007,10 +2007,10 @@
         <w:rPr>
           <w:b/>
         </w:rPr>
-        <w:t>Obwinianie liczone dwa razy</w:t>
+        <w:t>Podwójne naliczenia.</w:t>
       </w:r>
       <w:r>
-        <w:t xml:space="preserve"> w obszarze błędów (w stopie ukrywania i jako osobne wzmocnienie). Wzmocnienie usunięto.</w:t>
+        <w:t xml:space="preserve"> Usunięto cztery wzmocnienia, które liczyły ten sam efekt drugi raz (m.in. obwinianie w obszarze błędów).</w:t>
       </w:r>
     </w:p>
     <w:p>
@@ -2024,12 +2024,40 @@
         <w:t>Wagi rodzajów milczenia</w:t>
       </w:r>
       <w:r>
-        <w:t xml:space="preserve"> działały jak stały mnożnik (wypalenie było przez to wyższe o około 14%). Teraz są znormalizowane.</w:t>
+        <w:t xml:space="preserve"> podnosiły sumę jak stały mnożnik. Teraz tylko przesuwają koszt między obszarami.</w:t>
+      </w:r>
+    </w:p>
+    <w:p>
+      <w:pPr>
+        <w:pStyle w:val="ListBullet"/>
+      </w:pPr>
+      <w:r>
+        <w:rPr>
+          <w:b/>
+        </w:rPr>
+        <w:t>Zakres „od–do”</w:t>
+      </w:r>
+      <w:r>
+        <w:t xml:space="preserve"> w pełnym kalkulatorze skakał losowo przy zmianie danych. Teraz każdy scenariusz używa tych samych losowań.</w:t>
+      </w:r>
+    </w:p>
+    <w:p>
+      <w:pPr>
+        <w:pStyle w:val="ListBullet"/>
+      </w:pPr>
+      <w:r>
+        <w:rPr>
+          <w:b/>
+        </w:rPr>
+        <w:t>Narzędzie wsadowe</w:t>
+      </w:r>
+      <w:r>
+        <w:t xml:space="preserve"> czytało zapis „90.000” jako 90 zł i odwracało kolejność pomiarów opisanych słowami. Oba błędy naprawiono.</w:t>
       </w:r>
     </w:p>
     <w:p>
       <w:r>
-        <w:t>Silnik obliczeń jest od tej korekty wspólny dla kalkulatora FNP i dla silence-tax.com (ten sam kod w obu). Te same poprawki obniżyły wyniki pełnego kalkulatora o 5–8%.</w:t>
+        <w:t>Silnik obliczeń jest wspólny dla kalkulatora FNP i dla silence-tax.com (ten sam kod w obu).</w:t>
       </w:r>
     </w:p>
     <w:p>
